--- a/resume/Resume for Lin Haitao 2026.docx
+++ b/resume/Resume for Lin Haitao 2026.docx
@@ -1,6 +1,6 @@
 
 <file path=word/document.xml><?xml version="1.0" encoding="utf-8"?>
-<w:document xmlns:wpc="http://schemas.microsoft.com/office/word/2010/wordprocessingCanvas" xmlns:cx="http://schemas.microsoft.com/office/drawing/2014/chartex" xmlns:cx1="http://schemas.microsoft.com/office/drawing/2015/9/8/chartex" xmlns:cx2="http://schemas.microsoft.com/office/drawing/2015/10/21/chartex" xmlns:cx3="http://schemas.microsoft.com/office/drawing/2016/5/9/chartex" xmlns:cx4="http://schemas.microsoft.com/office/drawing/2016/5/10/chartex" xmlns:cx5="http://schemas.microsoft.com/office/drawing/2016/5/11/chartex" xmlns:cx6="http://schemas.microsoft.com/office/drawing/2016/5/12/chartex" xmlns:cx7="http://schemas.microsoft.com/office/drawing/2016/5/13/chartex" xmlns:cx8="http://schemas.microsoft.com/office/drawing/2016/5/14/chartex" xmlns:mc="http://schemas.openxmlformats.org/markup-compatibility/2006" xmlns:aink="http://schemas.microsoft.com/office/drawing/2016/ink" xmlns:am3d="http://schemas.microsoft.com/office/drawing/2017/model3d" xmlns:o="urn:schemas-microsoft-com:office:office" xmlns:oel="http://schemas.microsoft.com/office/2019/extlst" xmlns:r="http://schemas.openxmlformats.org/officeDocument/2006/relationships" xmlns:m="http://schemas.openxmlformats.org/officeDocument/2006/math" xmlns:v="urn:schemas-microsoft-com:vml" xmlns:wp14="http://schemas.microsoft.com/office/word/2010/wordprocessingDrawing" xmlns:wp="http://schemas.openxmlformats.org/drawingml/2006/wordprocessingDrawing" xmlns:w10="urn:schemas-microsoft-com:office:word" xmlns:w="http://schemas.openxmlformats.org/wordprocessingml/2006/main" xmlns:w14="http://schemas.microsoft.com/office/word/2010/wordml" xmlns:w15="http://schemas.microsoft.com/office/word/2012/wordml" xmlns:w16cex="http://schemas.microsoft.com/office/word/2018/wordml/cex" xmlns:w16cid="http://schemas.microsoft.com/office/word/2016/wordml/cid" xmlns:w16="http://schemas.microsoft.com/office/word/2018/wordml" xmlns:w16du="http://schemas.microsoft.com/office/word/2023/wordml/word16du" xmlns:w16sdtdh="http://schemas.microsoft.com/office/word/2020/wordml/sdtdatahash" xmlns:w16sdtfl="http://schemas.microsoft.com/office/word/2024/wordml/sdtformatlock" xmlns:w16se="http://schemas.microsoft.com/office/word/2015/wordml/symex" xmlns:wpg="http://schemas.microsoft.com/office/word/2010/wordprocessingGroup" xmlns:wpi="http://schemas.microsoft.com/office/word/2010/wordprocessingInk" xmlns:wne="http://schemas.microsoft.com/office/word/2006/wordml" xmlns:wps="http://schemas.microsoft.com/office/word/2010/wordprocessingShape" mc:Ignorable="w14 w15 w16se w16cid w16 w16cex w16sdtdh w16sdtfl w16du wp14">
+<w:document xmlns:wpc="http://schemas.microsoft.com/office/word/2010/wordprocessingCanvas" xmlns:cx="http://schemas.microsoft.com/office/drawing/2014/chartex" xmlns:cx1="http://schemas.microsoft.com/office/drawing/2015/9/8/chartex" xmlns:cx2="http://schemas.microsoft.com/office/drawing/2015/10/21/chartex" xmlns:cx3="http://schemas.microsoft.com/office/drawing/2016/5/9/chartex" xmlns:cx4="http://schemas.microsoft.com/office/drawing/2016/5/10/chartex" xmlns:cx5="http://schemas.microsoft.com/office/drawing/2016/5/11/chartex" xmlns:cx6="http://schemas.microsoft.com/office/drawing/2016/5/12/chartex" xmlns:cx7="http://schemas.microsoft.com/office/drawing/2016/5/13/chartex" xmlns:cx8="http://schemas.microsoft.com/office/drawing/2016/5/14/chartex" xmlns:mc="http://schemas.openxmlformats.org/markup-compatibility/2006" xmlns:m="http://schemas.openxmlformats.org/officeDocument/2006/math" xmlns:aink="http://schemas.microsoft.com/office/drawing/2016/ink" xmlns:am3d="http://schemas.microsoft.com/office/drawing/2017/model3d" xmlns:oel="http://schemas.microsoft.com/office/2019/extlst" xmlns:r="http://schemas.openxmlformats.org/officeDocument/2006/relationships" xmlns:wp14="http://schemas.microsoft.com/office/word/2010/wordprocessingDrawing" xmlns:wp="http://schemas.openxmlformats.org/drawingml/2006/wordprocessingDrawing" xmlns:wpg="http://schemas.microsoft.com/office/word/2010/wordprocessingGroup" xmlns:wpi="http://schemas.microsoft.com/office/word/2010/wordprocessingInk" xmlns:wps="http://schemas.microsoft.com/office/word/2010/wordprocessingShape" xmlns:o="urn:schemas-microsoft-com:office:office" xmlns:v="urn:schemas-microsoft-com:vml" xmlns:w10="urn:schemas-microsoft-com:office:word" xmlns:w="http://schemas.openxmlformats.org/wordprocessingml/2006/main" xmlns:w14="http://schemas.microsoft.com/office/word/2010/wordml" xmlns:w15="http://schemas.microsoft.com/office/word/2012/wordml" xmlns:w16cex="http://schemas.microsoft.com/office/word/2018/wordml/cex" xmlns:w16cid="http://schemas.microsoft.com/office/word/2016/wordml/cid" xmlns:w16="http://schemas.microsoft.com/office/word/2018/wordml" xmlns:w16sdtdh="http://schemas.microsoft.com/office/word/2020/wordml/sdtdatahash" xmlns:w16sdtfl="http://schemas.microsoft.com/office/word/2024/wordml/sdtformatlock" xmlns:w16se="http://schemas.microsoft.com/office/word/2015/wordml/symex" xmlns:w16du="http://schemas.microsoft.com/office/word/2023/wordml/word16du" xmlns:wne="http://schemas.microsoft.com/office/word/2006/wordml" mc:Ignorable="w14 w15 w16se w16cid w16 w16cex w16sdtdh w16sdtfl w16du wp14">
   <w:body>
     <w:p>
       <w:pPr>
@@ -1561,7 +1561,6 @@
           <w:szCs w:val="24"/>
         </w:rPr>
       </w:pPr>
-      <w:proofErr w:type="spellStart"/>
       <w:r>
         <w:rPr>
           <w:rFonts w:ascii="Times New Roman" w:hAnsi="Times New Roman" w:cs="Times New Roman" w:hint="eastAsia"/>
@@ -1572,9 +1571,8 @@
           <w:sz w:val="24"/>
           <w:szCs w:val="24"/>
         </w:rPr>
-        <w:t>Hunyuan</w:t>
-      </w:r>
-      <w:proofErr w:type="spellEnd"/>
+        <w:t>H</w:t>
+      </w:r>
       <w:r>
         <w:rPr>
           <w:rFonts w:ascii="Times New Roman" w:hAnsi="Times New Roman" w:cs="Times New Roman"/>
@@ -1585,7 +1583,7 @@
           <w:sz w:val="24"/>
           <w:szCs w:val="24"/>
         </w:rPr>
-        <w:t xml:space="preserve"> Multi-Modal Model Department, TEG, Te</w:t>
+        <w:t>Y</w:t>
       </w:r>
       <w:r>
         <w:rPr>
@@ -1597,7 +1595,7 @@
           <w:sz w:val="24"/>
           <w:szCs w:val="24"/>
         </w:rPr>
-        <w:t>n</w:t>
+        <w:t xml:space="preserve"> </w:t>
       </w:r>
       <w:r>
         <w:rPr>
@@ -1609,6 +1607,42 @@
           <w:sz w:val="24"/>
           <w:szCs w:val="24"/>
         </w:rPr>
+        <w:t>Fundamental</w:t>
+      </w:r>
+      <w:r>
+        <w:rPr>
+          <w:rFonts w:ascii="Times New Roman" w:hAnsi="Times New Roman" w:cs="Times New Roman"/>
+          <w:b/>
+          <w:bCs/>
+          <w:i/>
+          <w:iCs/>
+          <w:sz w:val="24"/>
+          <w:szCs w:val="24"/>
+        </w:rPr>
+        <w:t xml:space="preserve"> Model Department, Te</w:t>
+      </w:r>
+      <w:r>
+        <w:rPr>
+          <w:rFonts w:ascii="Times New Roman" w:hAnsi="Times New Roman" w:cs="Times New Roman"/>
+          <w:b/>
+          <w:bCs/>
+          <w:i/>
+          <w:iCs/>
+          <w:sz w:val="24"/>
+          <w:szCs w:val="24"/>
+        </w:rPr>
+        <w:t>n</w:t>
+      </w:r>
+      <w:r>
+        <w:rPr>
+          <w:rFonts w:ascii="Times New Roman" w:hAnsi="Times New Roman" w:cs="Times New Roman"/>
+          <w:b/>
+          <w:bCs/>
+          <w:i/>
+          <w:iCs/>
+          <w:sz w:val="24"/>
+          <w:szCs w:val="24"/>
+        </w:rPr>
         <w:t xml:space="preserve">cent, Shanghai  </w:t>
       </w:r>
       <w:r>
@@ -1621,7 +1655,7 @@
           <w:sz w:val="20"/>
           <w:szCs w:val="20"/>
         </w:rPr>
-        <w:t xml:space="preserve">          </w:t>
+        <w:t xml:space="preserve">     </w:t>
       </w:r>
       <w:r>
         <w:rPr>
@@ -1633,7 +1667,7 @@
           <w:sz w:val="20"/>
           <w:szCs w:val="20"/>
         </w:rPr>
-        <w:t xml:space="preserve"> </w:t>
+        <w:t xml:space="preserve">                        </w:t>
       </w:r>
       <w:r>
         <w:rPr>
@@ -1645,7 +1679,7 @@
           <w:sz w:val="20"/>
           <w:szCs w:val="20"/>
         </w:rPr>
-        <w:t xml:space="preserve">      </w:t>
+        <w:t xml:space="preserve">     </w:t>
       </w:r>
       <w:r>
         <w:rPr>
@@ -1657,7 +1691,31 @@
           <w:sz w:val="20"/>
           <w:szCs w:val="20"/>
         </w:rPr>
-        <w:t xml:space="preserve">       </w:t>
+        <w:t xml:space="preserve"> </w:t>
+      </w:r>
+      <w:r>
+        <w:rPr>
+          <w:rFonts w:ascii="Times New Roman" w:hAnsi="Times New Roman" w:cs="Times New Roman"/>
+          <w:b/>
+          <w:bCs/>
+          <w:i/>
+          <w:iCs/>
+          <w:sz w:val="20"/>
+          <w:szCs w:val="20"/>
+        </w:rPr>
+        <w:t xml:space="preserve">      </w:t>
+      </w:r>
+      <w:r>
+        <w:rPr>
+          <w:rFonts w:ascii="Times New Roman" w:hAnsi="Times New Roman" w:cs="Times New Roman"/>
+          <w:b/>
+          <w:bCs/>
+          <w:i/>
+          <w:iCs/>
+          <w:sz w:val="20"/>
+          <w:szCs w:val="20"/>
+        </w:rPr>
+        <w:t xml:space="preserve">     </w:t>
       </w:r>
       <w:r>
         <w:rPr>
@@ -1811,7 +1869,35 @@
         <w:rPr>
           <w:rFonts w:cs="Times New Roman"/>
         </w:rPr>
-        <w:t>Research on diffusion acceleration techniques for AIGC.</w:t>
+        <w:t>Research on diffusion acceleration techniques for AIGC</w:t>
+      </w:r>
+      <w:r>
+        <w:rPr>
+          <w:rFonts w:cs="Times New Roman"/>
+        </w:rPr>
+        <w:t xml:space="preserve">: </w:t>
+      </w:r>
+    </w:p>
+    <w:p>
+      <w:pPr>
+        <w:pStyle w:val="2"/>
+        <w:numPr>
+          <w:ilvl w:val="0"/>
+          <w:numId w:val="9"/>
+        </w:numPr>
+        <w:tabs>
+          <w:tab w:val="left" w:pos="2100"/>
+        </w:tabs>
+        <w:spacing w:line="260" w:lineRule="atLeast"/>
+        <w:rPr>
+          <w:rFonts w:cs="Times New Roman"/>
+        </w:rPr>
+      </w:pPr>
+      <w:r>
+        <w:rPr>
+          <w:rFonts w:cs="Times New Roman"/>
+        </w:rPr>
+        <w:t>Key contributor to HY-Image 3.5 Preview, responsible for few-step distillation with joint reinforcement learning fine-tuning.</w:t>
       </w:r>
     </w:p>
     <w:p>
@@ -1840,7 +1926,31 @@
           <w:sz w:val="24"/>
           <w:szCs w:val="24"/>
         </w:rPr>
-        <w:t xml:space="preserve">AI for Science Institute &amp; DP Tech., Beijing                         </w:t>
+        <w:t xml:space="preserve">DP Tech., Beijing                       </w:t>
+      </w:r>
+      <w:r>
+        <w:rPr>
+          <w:rFonts w:ascii="Times New Roman" w:hAnsi="Times New Roman" w:cs="Times New Roman"/>
+          <w:b/>
+          <w:bCs/>
+          <w:i/>
+          <w:iCs/>
+          <w:sz w:val="24"/>
+          <w:szCs w:val="24"/>
+        </w:rPr>
+        <w:t xml:space="preserve">                                            </w:t>
+      </w:r>
+      <w:r>
+        <w:rPr>
+          <w:rFonts w:ascii="Times New Roman" w:hAnsi="Times New Roman" w:cs="Times New Roman"/>
+          <w:b/>
+          <w:bCs/>
+          <w:i/>
+          <w:iCs/>
+          <w:sz w:val="24"/>
+          <w:szCs w:val="24"/>
+        </w:rPr>
+        <w:t xml:space="preserve">  </w:t>
       </w:r>
       <w:r>
         <w:rPr>
@@ -2644,44 +2754,7 @@
     </w:p>
     <w:p>
       <w:pPr>
-        <w:pStyle w:val="a5"/>
-        <w:widowControl/>
-        <w:spacing w:line="260" w:lineRule="atLeast"/>
-        <w:jc w:val="left"/>
-        <w:rPr>
-          <w:rFonts w:eastAsiaTheme="minorEastAsia"/>
-        </w:rPr>
-      </w:pPr>
-    </w:p>
-    <w:p>
-      <w:pPr>
-        <w:pStyle w:val="p0"/>
-        <w:pBdr>
-          <w:bottom w:val="single" w:sz="2" w:space="0" w:color="000000"/>
-        </w:pBdr>
-        <w:spacing w:line="215" w:lineRule="atLeast"/>
-        <w:rPr>
-          <w:rFonts w:ascii="Times New Roman" w:hAnsi="Times New Roman" w:cs="Times New Roman"/>
-        </w:rPr>
-      </w:pPr>
-      <w:r>
-        <w:rPr>
-          <w:rFonts w:ascii="Times New Roman" w:hAnsi="Times New Roman" w:cs="Times New Roman"/>
-          <w:b/>
-          <w:bCs/>
-          <w:sz w:val="30"/>
-          <w:szCs w:val="30"/>
-        </w:rPr>
-        <w:t>Language</w:t>
-      </w:r>
-    </w:p>
-    <w:p>
-      <w:pPr>
         <w:pStyle w:val="2"/>
-        <w:numPr>
-          <w:ilvl w:val="0"/>
-          <w:numId w:val="8"/>
-        </w:numPr>
         <w:spacing w:line="260" w:lineRule="atLeast"/>
         <w:rPr>
           <w:rFonts w:cs="Times New Roman"/>
@@ -2689,50 +2762,6 @@
           <w:szCs w:val="22"/>
         </w:rPr>
       </w:pPr>
-      <w:proofErr w:type="gramStart"/>
-      <w:r>
-        <w:rPr>
-          <w:rFonts w:cs="Times New Roman" w:hint="eastAsia"/>
-          <w:sz w:val="22"/>
-          <w:szCs w:val="22"/>
-        </w:rPr>
-        <w:t>IELTS</w:t>
-      </w:r>
-      <w:r>
-        <w:rPr>
-          <w:rFonts w:cs="Times New Roman"/>
-          <w:sz w:val="22"/>
-          <w:szCs w:val="22"/>
-        </w:rPr>
-        <w:t>(</w:t>
-      </w:r>
-      <w:proofErr w:type="gramEnd"/>
-      <w:r>
-        <w:rPr>
-          <w:rFonts w:cs="Times New Roman"/>
-          <w:sz w:val="22"/>
-          <w:szCs w:val="22"/>
-        </w:rPr>
-        <w:t xml:space="preserve">7.5), </w:t>
-      </w:r>
-      <w:proofErr w:type="gramStart"/>
-      <w:r>
-        <w:rPr>
-          <w:rFonts w:cs="Times New Roman"/>
-          <w:sz w:val="22"/>
-          <w:szCs w:val="22"/>
-        </w:rPr>
-        <w:t>GRE(</w:t>
-      </w:r>
-      <w:proofErr w:type="gramEnd"/>
-      <w:r>
-        <w:rPr>
-          <w:rFonts w:cs="Times New Roman"/>
-          <w:sz w:val="22"/>
-          <w:szCs w:val="22"/>
-        </w:rPr>
-        <w:t>326)</w:t>
-      </w:r>
     </w:p>
     <w:sectPr>
       <w:pgSz w:w="11900" w:h="16840"/>
@@ -2744,7 +2773,7 @@
 </file>
 
 <file path=word/endnotes.xml><?xml version="1.0" encoding="utf-8"?>
-<w:endnotes xmlns:wpc="http://schemas.microsoft.com/office/word/2010/wordprocessingCanvas" xmlns:cx="http://schemas.microsoft.com/office/drawing/2014/chartex" xmlns:cx1="http://schemas.microsoft.com/office/drawing/2015/9/8/chartex" xmlns:cx2="http://schemas.microsoft.com/office/drawing/2015/10/21/chartex" xmlns:cx3="http://schemas.microsoft.com/office/drawing/2016/5/9/chartex" xmlns:cx4="http://schemas.microsoft.com/office/drawing/2016/5/10/chartex" xmlns:cx5="http://schemas.microsoft.com/office/drawing/2016/5/11/chartex" xmlns:cx6="http://schemas.microsoft.com/office/drawing/2016/5/12/chartex" xmlns:cx7="http://schemas.microsoft.com/office/drawing/2016/5/13/chartex" xmlns:cx8="http://schemas.microsoft.com/office/drawing/2016/5/14/chartex" xmlns:mc="http://schemas.openxmlformats.org/markup-compatibility/2006" xmlns:aink="http://schemas.microsoft.com/office/drawing/2016/ink" xmlns:am3d="http://schemas.microsoft.com/office/drawing/2017/model3d" xmlns:o="urn:schemas-microsoft-com:office:office" xmlns:oel="http://schemas.microsoft.com/office/2019/extlst" xmlns:r="http://schemas.openxmlformats.org/officeDocument/2006/relationships" xmlns:m="http://schemas.openxmlformats.org/officeDocument/2006/math" xmlns:v="urn:schemas-microsoft-com:vml" xmlns:wp14="http://schemas.microsoft.com/office/word/2010/wordprocessingDrawing" xmlns:wp="http://schemas.openxmlformats.org/drawingml/2006/wordprocessingDrawing" xmlns:w10="urn:schemas-microsoft-com:office:word" xmlns:w="http://schemas.openxmlformats.org/wordprocessingml/2006/main" xmlns:w14="http://schemas.microsoft.com/office/word/2010/wordml" xmlns:w15="http://schemas.microsoft.com/office/word/2012/wordml" xmlns:w16cex="http://schemas.microsoft.com/office/word/2018/wordml/cex" xmlns:w16cid="http://schemas.microsoft.com/office/word/2016/wordml/cid" xmlns:w16="http://schemas.microsoft.com/office/word/2018/wordml" xmlns:w16du="http://schemas.microsoft.com/office/word/2023/wordml/word16du" xmlns:w16sdtdh="http://schemas.microsoft.com/office/word/2020/wordml/sdtdatahash" xmlns:w16sdtfl="http://schemas.microsoft.com/office/word/2024/wordml/sdtformatlock" xmlns:w16se="http://schemas.microsoft.com/office/word/2015/wordml/symex" xmlns:wpg="http://schemas.microsoft.com/office/word/2010/wordprocessingGroup" xmlns:wpi="http://schemas.microsoft.com/office/word/2010/wordprocessingInk" xmlns:wne="http://schemas.microsoft.com/office/word/2006/wordml" xmlns:wps="http://schemas.microsoft.com/office/word/2010/wordprocessingShape" mc:Ignorable="w14 w15 w16se w16cid w16 w16cex w16sdtdh w16sdtfl w16du wp14">
+<w:endnotes xmlns:wpc="http://schemas.microsoft.com/office/word/2010/wordprocessingCanvas" xmlns:cx="http://schemas.microsoft.com/office/drawing/2014/chartex" xmlns:cx1="http://schemas.microsoft.com/office/drawing/2015/9/8/chartex" xmlns:cx2="http://schemas.microsoft.com/office/drawing/2015/10/21/chartex" xmlns:cx3="http://schemas.microsoft.com/office/drawing/2016/5/9/chartex" xmlns:cx4="http://schemas.microsoft.com/office/drawing/2016/5/10/chartex" xmlns:cx5="http://schemas.microsoft.com/office/drawing/2016/5/11/chartex" xmlns:cx6="http://schemas.microsoft.com/office/drawing/2016/5/12/chartex" xmlns:cx7="http://schemas.microsoft.com/office/drawing/2016/5/13/chartex" xmlns:cx8="http://schemas.microsoft.com/office/drawing/2016/5/14/chartex" xmlns:mc="http://schemas.openxmlformats.org/markup-compatibility/2006" xmlns:m="http://schemas.openxmlformats.org/officeDocument/2006/math" xmlns:aink="http://schemas.microsoft.com/office/drawing/2016/ink" xmlns:am3d="http://schemas.microsoft.com/office/drawing/2017/model3d" xmlns:oel="http://schemas.microsoft.com/office/2019/extlst" xmlns:r="http://schemas.openxmlformats.org/officeDocument/2006/relationships" xmlns:wp14="http://schemas.microsoft.com/office/word/2010/wordprocessingDrawing" xmlns:wp="http://schemas.openxmlformats.org/drawingml/2006/wordprocessingDrawing" xmlns:wpg="http://schemas.microsoft.com/office/word/2010/wordprocessingGroup" xmlns:wpi="http://schemas.microsoft.com/office/word/2010/wordprocessingInk" xmlns:wps="http://schemas.microsoft.com/office/word/2010/wordprocessingShape" xmlns:o="urn:schemas-microsoft-com:office:office" xmlns:v="urn:schemas-microsoft-com:vml" xmlns:w10="urn:schemas-microsoft-com:office:word" xmlns:w="http://schemas.openxmlformats.org/wordprocessingml/2006/main" xmlns:w14="http://schemas.microsoft.com/office/word/2010/wordml" xmlns:w15="http://schemas.microsoft.com/office/word/2012/wordml" xmlns:w16cex="http://schemas.microsoft.com/office/word/2018/wordml/cex" xmlns:w16cid="http://schemas.microsoft.com/office/word/2016/wordml/cid" xmlns:w16="http://schemas.microsoft.com/office/word/2018/wordml" xmlns:w16sdtdh="http://schemas.microsoft.com/office/word/2020/wordml/sdtdatahash" xmlns:w16sdtfl="http://schemas.microsoft.com/office/word/2024/wordml/sdtformatlock" xmlns:w16se="http://schemas.microsoft.com/office/word/2015/wordml/symex" xmlns:w16du="http://schemas.microsoft.com/office/word/2023/wordml/word16du" xmlns:wne="http://schemas.microsoft.com/office/word/2006/wordml" mc:Ignorable="w14 w15 w16se w16cid w16 w16cex w16sdtdh w16sdtfl w16du wp14">
   <w:endnote w:type="separator" w:id="-1">
     <w:p>
       <w:r>
@@ -2763,7 +2792,7 @@
 </file>
 
 <file path=word/footnotes.xml><?xml version="1.0" encoding="utf-8"?>
-<w:footnotes xmlns:wpc="http://schemas.microsoft.com/office/word/2010/wordprocessingCanvas" xmlns:cx="http://schemas.microsoft.com/office/drawing/2014/chartex" xmlns:cx1="http://schemas.microsoft.com/office/drawing/2015/9/8/chartex" xmlns:cx2="http://schemas.microsoft.com/office/drawing/2015/10/21/chartex" xmlns:cx3="http://schemas.microsoft.com/office/drawing/2016/5/9/chartex" xmlns:cx4="http://schemas.microsoft.com/office/drawing/2016/5/10/chartex" xmlns:cx5="http://schemas.microsoft.com/office/drawing/2016/5/11/chartex" xmlns:cx6="http://schemas.microsoft.com/office/drawing/2016/5/12/chartex" xmlns:cx7="http://schemas.microsoft.com/office/drawing/2016/5/13/chartex" xmlns:cx8="http://schemas.microsoft.com/office/drawing/2016/5/14/chartex" xmlns:mc="http://schemas.openxmlformats.org/markup-compatibility/2006" xmlns:aink="http://schemas.microsoft.com/office/drawing/2016/ink" xmlns:am3d="http://schemas.microsoft.com/office/drawing/2017/model3d" xmlns:o="urn:schemas-microsoft-com:office:office" xmlns:oel="http://schemas.microsoft.com/office/2019/extlst" xmlns:r="http://schemas.openxmlformats.org/officeDocument/2006/relationships" xmlns:m="http://schemas.openxmlformats.org/officeDocument/2006/math" xmlns:v="urn:schemas-microsoft-com:vml" xmlns:wp14="http://schemas.microsoft.com/office/word/2010/wordprocessingDrawing" xmlns:wp="http://schemas.openxmlformats.org/drawingml/2006/wordprocessingDrawing" xmlns:w10="urn:schemas-microsoft-com:office:word" xmlns:w="http://schemas.openxmlformats.org/wordprocessingml/2006/main" xmlns:w14="http://schemas.microsoft.com/office/word/2010/wordml" xmlns:w15="http://schemas.microsoft.com/office/word/2012/wordml" xmlns:w16cex="http://schemas.microsoft.com/office/word/2018/wordml/cex" xmlns:w16cid="http://schemas.microsoft.com/office/word/2016/wordml/cid" xmlns:w16="http://schemas.microsoft.com/office/word/2018/wordml" xmlns:w16du="http://schemas.microsoft.com/office/word/2023/wordml/word16du" xmlns:w16sdtdh="http://schemas.microsoft.com/office/word/2020/wordml/sdtdatahash" xmlns:w16sdtfl="http://schemas.microsoft.com/office/word/2024/wordml/sdtformatlock" xmlns:w16se="http://schemas.microsoft.com/office/word/2015/wordml/symex" xmlns:wpg="http://schemas.microsoft.com/office/word/2010/wordprocessingGroup" xmlns:wpi="http://schemas.microsoft.com/office/word/2010/wordprocessingInk" xmlns:wne="http://schemas.microsoft.com/office/word/2006/wordml" xmlns:wps="http://schemas.microsoft.com/office/word/2010/wordprocessingShape" mc:Ignorable="w14 w15 w16se w16cid w16 w16cex w16sdtdh w16sdtfl w16du wp14">
+<w:footnotes xmlns:wpc="http://schemas.microsoft.com/office/word/2010/wordprocessingCanvas" xmlns:cx="http://schemas.microsoft.com/office/drawing/2014/chartex" xmlns:cx1="http://schemas.microsoft.com/office/drawing/2015/9/8/chartex" xmlns:cx2="http://schemas.microsoft.com/office/drawing/2015/10/21/chartex" xmlns:cx3="http://schemas.microsoft.com/office/drawing/2016/5/9/chartex" xmlns:cx4="http://schemas.microsoft.com/office/drawing/2016/5/10/chartex" xmlns:cx5="http://schemas.microsoft.com/office/drawing/2016/5/11/chartex" xmlns:cx6="http://schemas.microsoft.com/office/drawing/2016/5/12/chartex" xmlns:cx7="http://schemas.microsoft.com/office/drawing/2016/5/13/chartex" xmlns:cx8="http://schemas.microsoft.com/office/drawing/2016/5/14/chartex" xmlns:mc="http://schemas.openxmlformats.org/markup-compatibility/2006" xmlns:m="http://schemas.openxmlformats.org/officeDocument/2006/math" xmlns:aink="http://schemas.microsoft.com/office/drawing/2016/ink" xmlns:am3d="http://schemas.microsoft.com/office/drawing/2017/model3d" xmlns:oel="http://schemas.microsoft.com/office/2019/extlst" xmlns:r="http://schemas.openxmlformats.org/officeDocument/2006/relationships" xmlns:wp14="http://schemas.microsoft.com/office/word/2010/wordprocessingDrawing" xmlns:wp="http://schemas.openxmlformats.org/drawingml/2006/wordprocessingDrawing" xmlns:wpg="http://schemas.microsoft.com/office/word/2010/wordprocessingGroup" xmlns:wpi="http://schemas.microsoft.com/office/word/2010/wordprocessingInk" xmlns:wps="http://schemas.microsoft.com/office/word/2010/wordprocessingShape" xmlns:o="urn:schemas-microsoft-com:office:office" xmlns:v="urn:schemas-microsoft-com:vml" xmlns:w10="urn:schemas-microsoft-com:office:word" xmlns:w="http://schemas.openxmlformats.org/wordprocessingml/2006/main" xmlns:w14="http://schemas.microsoft.com/office/word/2010/wordml" xmlns:w15="http://schemas.microsoft.com/office/word/2012/wordml" xmlns:w16cex="http://schemas.microsoft.com/office/word/2018/wordml/cex" xmlns:w16cid="http://schemas.microsoft.com/office/word/2016/wordml/cid" xmlns:w16="http://schemas.microsoft.com/office/word/2018/wordml" xmlns:w16sdtdh="http://schemas.microsoft.com/office/word/2020/wordml/sdtdatahash" xmlns:w16sdtfl="http://schemas.microsoft.com/office/word/2024/wordml/sdtformatlock" xmlns:w16se="http://schemas.microsoft.com/office/word/2015/wordml/symex" xmlns:w16du="http://schemas.microsoft.com/office/word/2023/wordml/word16du" xmlns:wne="http://schemas.microsoft.com/office/word/2006/wordml" mc:Ignorable="w14 w15 w16se w16cid w16 w16cex w16sdtdh w16sdtfl w16du wp14">
   <w:footnote w:type="separator" w:id="-1">
     <w:p>
       <w:r>
@@ -2782,8 +2811,120 @@
 </file>
 
 <file path=word/numbering.xml><?xml version="1.0" encoding="utf-8"?>
-<w:numbering xmlns:wpc="http://schemas.microsoft.com/office/word/2010/wordprocessingCanvas" xmlns:cx="http://schemas.microsoft.com/office/drawing/2014/chartex" xmlns:cx1="http://schemas.microsoft.com/office/drawing/2015/9/8/chartex" xmlns:cx2="http://schemas.microsoft.com/office/drawing/2015/10/21/chartex" xmlns:cx3="http://schemas.microsoft.com/office/drawing/2016/5/9/chartex" xmlns:cx4="http://schemas.microsoft.com/office/drawing/2016/5/10/chartex" xmlns:cx5="http://schemas.microsoft.com/office/drawing/2016/5/11/chartex" xmlns:cx6="http://schemas.microsoft.com/office/drawing/2016/5/12/chartex" xmlns:cx7="http://schemas.microsoft.com/office/drawing/2016/5/13/chartex" xmlns:cx8="http://schemas.microsoft.com/office/drawing/2016/5/14/chartex" xmlns:mc="http://schemas.openxmlformats.org/markup-compatibility/2006" xmlns:aink="http://schemas.microsoft.com/office/drawing/2016/ink" xmlns:am3d="http://schemas.microsoft.com/office/drawing/2017/model3d" xmlns:o="urn:schemas-microsoft-com:office:office" xmlns:oel="http://schemas.microsoft.com/office/2019/extlst" xmlns:r="http://schemas.openxmlformats.org/officeDocument/2006/relationships" xmlns:m="http://schemas.openxmlformats.org/officeDocument/2006/math" xmlns:v="urn:schemas-microsoft-com:vml" xmlns:wp14="http://schemas.microsoft.com/office/word/2010/wordprocessingDrawing" xmlns:wp="http://schemas.openxmlformats.org/drawingml/2006/wordprocessingDrawing" xmlns:w10="urn:schemas-microsoft-com:office:word" xmlns:w="http://schemas.openxmlformats.org/wordprocessingml/2006/main" xmlns:w14="http://schemas.microsoft.com/office/word/2010/wordml" xmlns:w15="http://schemas.microsoft.com/office/word/2012/wordml" xmlns:w16cex="http://schemas.microsoft.com/office/word/2018/wordml/cex" xmlns:w16cid="http://schemas.microsoft.com/office/word/2016/wordml/cid" xmlns:w16="http://schemas.microsoft.com/office/word/2018/wordml" xmlns:w16du="http://schemas.microsoft.com/office/word/2023/wordml/word16du" xmlns:w16sdtdh="http://schemas.microsoft.com/office/word/2020/wordml/sdtdatahash" xmlns:w16sdtfl="http://schemas.microsoft.com/office/word/2024/wordml/sdtformatlock" xmlns:w16se="http://schemas.microsoft.com/office/word/2015/wordml/symex" xmlns:wpg="http://schemas.microsoft.com/office/word/2010/wordprocessingGroup" xmlns:wpi="http://schemas.microsoft.com/office/word/2010/wordprocessingInk" xmlns:wne="http://schemas.microsoft.com/office/word/2006/wordml" xmlns:wps="http://schemas.microsoft.com/office/word/2010/wordprocessingShape" mc:Ignorable="w14 w15 w16se w16cid w16 w16cex w16sdtdh w16sdtfl w16du wp14">
+<w:numbering xmlns:wpc="http://schemas.microsoft.com/office/word/2010/wordprocessingCanvas" xmlns:cx="http://schemas.microsoft.com/office/drawing/2014/chartex" xmlns:cx1="http://schemas.microsoft.com/office/drawing/2015/9/8/chartex" xmlns:cx2="http://schemas.microsoft.com/office/drawing/2015/10/21/chartex" xmlns:cx3="http://schemas.microsoft.com/office/drawing/2016/5/9/chartex" xmlns:cx4="http://schemas.microsoft.com/office/drawing/2016/5/10/chartex" xmlns:cx5="http://schemas.microsoft.com/office/drawing/2016/5/11/chartex" xmlns:cx6="http://schemas.microsoft.com/office/drawing/2016/5/12/chartex" xmlns:cx7="http://schemas.microsoft.com/office/drawing/2016/5/13/chartex" xmlns:cx8="http://schemas.microsoft.com/office/drawing/2016/5/14/chartex" xmlns:mc="http://schemas.openxmlformats.org/markup-compatibility/2006" xmlns:m="http://schemas.openxmlformats.org/officeDocument/2006/math" xmlns:aink="http://schemas.microsoft.com/office/drawing/2016/ink" xmlns:am3d="http://schemas.microsoft.com/office/drawing/2017/model3d" xmlns:oel="http://schemas.microsoft.com/office/2019/extlst" xmlns:r="http://schemas.openxmlformats.org/officeDocument/2006/relationships" xmlns:wp14="http://schemas.microsoft.com/office/word/2010/wordprocessingDrawing" xmlns:wp="http://schemas.openxmlformats.org/drawingml/2006/wordprocessingDrawing" xmlns:wpg="http://schemas.microsoft.com/office/word/2010/wordprocessingGroup" xmlns:wpi="http://schemas.microsoft.com/office/word/2010/wordprocessingInk" xmlns:wps="http://schemas.microsoft.com/office/word/2010/wordprocessingShape" xmlns:o="urn:schemas-microsoft-com:office:office" xmlns:v="urn:schemas-microsoft-com:vml" xmlns:w10="urn:schemas-microsoft-com:office:word" xmlns:w="http://schemas.openxmlformats.org/wordprocessingml/2006/main" xmlns:w14="http://schemas.microsoft.com/office/word/2010/wordml" xmlns:w15="http://schemas.microsoft.com/office/word/2012/wordml" xmlns:w16cex="http://schemas.microsoft.com/office/word/2018/wordml/cex" xmlns:w16cid="http://schemas.microsoft.com/office/word/2016/wordml/cid" xmlns:w16="http://schemas.microsoft.com/office/word/2018/wordml" xmlns:w16sdtdh="http://schemas.microsoft.com/office/word/2020/wordml/sdtdatahash" xmlns:w16sdtfl="http://schemas.microsoft.com/office/word/2024/wordml/sdtformatlock" xmlns:w16se="http://schemas.microsoft.com/office/word/2015/wordml/symex" xmlns:w16du="http://schemas.microsoft.com/office/word/2023/wordml/word16du" xmlns:wne="http://schemas.microsoft.com/office/word/2006/wordml" mc:Ignorable="w14 w15 w16se w16cid w16 w16cex w16sdtdh w16sdtfl w16du wp14">
   <w:abstractNum w:abstractNumId="0" w15:restartNumberingAfterBreak="0">
+    <w:nsid w:val="00877BB3"/>
+    <w:multiLevelType w:val="hybridMultilevel"/>
+    <w:tmpl w:val="CF8837A4"/>
+    <w:lvl w:ilvl="0" w:tplc="E842B2BE">
+      <w:numFmt w:val="bullet"/>
+      <w:lvlText w:val="-"/>
+      <w:lvlJc w:val="left"/>
+      <w:pPr>
+        <w:ind w:left="780" w:hanging="360"/>
+      </w:pPr>
+      <w:rPr>
+        <w:rFonts w:ascii="Times New Roman" w:eastAsia="Arial Unicode MS" w:hAnsi="Times New Roman" w:cs="Times New Roman" w:hint="default"/>
+      </w:rPr>
+    </w:lvl>
+    <w:lvl w:ilvl="1" w:tplc="04090003" w:tentative="1">
+      <w:start w:val="1"/>
+      <w:numFmt w:val="bullet"/>
+      <w:lvlText w:val=""/>
+      <w:lvlJc w:val="left"/>
+      <w:pPr>
+        <w:ind w:left="1300" w:hanging="440"/>
+      </w:pPr>
+      <w:rPr>
+        <w:rFonts w:ascii="Wingdings" w:hAnsi="Wingdings" w:hint="default"/>
+      </w:rPr>
+    </w:lvl>
+    <w:lvl w:ilvl="2" w:tplc="04090005" w:tentative="1">
+      <w:start w:val="1"/>
+      <w:numFmt w:val="bullet"/>
+      <w:lvlText w:val=""/>
+      <w:lvlJc w:val="left"/>
+      <w:pPr>
+        <w:ind w:left="1740" w:hanging="440"/>
+      </w:pPr>
+      <w:rPr>
+        <w:rFonts w:ascii="Wingdings" w:hAnsi="Wingdings" w:hint="default"/>
+      </w:rPr>
+    </w:lvl>
+    <w:lvl w:ilvl="3" w:tplc="04090001" w:tentative="1">
+      <w:start w:val="1"/>
+      <w:numFmt w:val="bullet"/>
+      <w:lvlText w:val=""/>
+      <w:lvlJc w:val="left"/>
+      <w:pPr>
+        <w:ind w:left="2180" w:hanging="440"/>
+      </w:pPr>
+      <w:rPr>
+        <w:rFonts w:ascii="Wingdings" w:hAnsi="Wingdings" w:hint="default"/>
+      </w:rPr>
+    </w:lvl>
+    <w:lvl w:ilvl="4" w:tplc="04090003" w:tentative="1">
+      <w:start w:val="1"/>
+      <w:numFmt w:val="bullet"/>
+      <w:lvlText w:val=""/>
+      <w:lvlJc w:val="left"/>
+      <w:pPr>
+        <w:ind w:left="2620" w:hanging="440"/>
+      </w:pPr>
+      <w:rPr>
+        <w:rFonts w:ascii="Wingdings" w:hAnsi="Wingdings" w:hint="default"/>
+      </w:rPr>
+    </w:lvl>
+    <w:lvl w:ilvl="5" w:tplc="04090005" w:tentative="1">
+      <w:start w:val="1"/>
+      <w:numFmt w:val="bullet"/>
+      <w:lvlText w:val=""/>
+      <w:lvlJc w:val="left"/>
+      <w:pPr>
+        <w:ind w:left="3060" w:hanging="440"/>
+      </w:pPr>
+      <w:rPr>
+        <w:rFonts w:ascii="Wingdings" w:hAnsi="Wingdings" w:hint="default"/>
+      </w:rPr>
+    </w:lvl>
+    <w:lvl w:ilvl="6" w:tplc="04090001" w:tentative="1">
+      <w:start w:val="1"/>
+      <w:numFmt w:val="bullet"/>
+      <w:lvlText w:val=""/>
+      <w:lvlJc w:val="left"/>
+      <w:pPr>
+        <w:ind w:left="3500" w:hanging="440"/>
+      </w:pPr>
+      <w:rPr>
+        <w:rFonts w:ascii="Wingdings" w:hAnsi="Wingdings" w:hint="default"/>
+      </w:rPr>
+    </w:lvl>
+    <w:lvl w:ilvl="7" w:tplc="04090003" w:tentative="1">
+      <w:start w:val="1"/>
+      <w:numFmt w:val="bullet"/>
+      <w:lvlText w:val=""/>
+      <w:lvlJc w:val="left"/>
+      <w:pPr>
+        <w:ind w:left="3940" w:hanging="440"/>
+      </w:pPr>
+      <w:rPr>
+        <w:rFonts w:ascii="Wingdings" w:hAnsi="Wingdings" w:hint="default"/>
+      </w:rPr>
+    </w:lvl>
+    <w:lvl w:ilvl="8" w:tplc="04090005" w:tentative="1">
+      <w:start w:val="1"/>
+      <w:numFmt w:val="bullet"/>
+      <w:lvlText w:val=""/>
+      <w:lvlJc w:val="left"/>
+      <w:pPr>
+        <w:ind w:left="4380" w:hanging="440"/>
+      </w:pPr>
+      <w:rPr>
+        <w:rFonts w:ascii="Wingdings" w:hAnsi="Wingdings" w:hint="default"/>
+      </w:rPr>
+    </w:lvl>
+  </w:abstractNum>
+  <w:abstractNum w:abstractNumId="1" w15:restartNumberingAfterBreak="0">
     <w:nsid w:val="077828E9"/>
     <w:multiLevelType w:val="hybridMultilevel"/>
     <w:tmpl w:val="5D0C1AD4"/>
@@ -2896,7 +3037,7 @@
       </w:rPr>
     </w:lvl>
   </w:abstractNum>
-  <w:abstractNum w:abstractNumId="1" w15:restartNumberingAfterBreak="0">
+  <w:abstractNum w:abstractNumId="2" w15:restartNumberingAfterBreak="0">
     <w:nsid w:val="08E61A9B"/>
     <w:multiLevelType w:val="hybridMultilevel"/>
     <w:tmpl w:val="BF68AE86"/>
@@ -3009,7 +3150,7 @@
       </w:rPr>
     </w:lvl>
   </w:abstractNum>
-  <w:abstractNum w:abstractNumId="2" w15:restartNumberingAfterBreak="0">
+  <w:abstractNum w:abstractNumId="3" w15:restartNumberingAfterBreak="0">
     <w:nsid w:val="218A7277"/>
     <w:multiLevelType w:val="hybridMultilevel"/>
     <w:tmpl w:val="30E88B94"/>
@@ -3145,7 +3286,7 @@
       </w:rPr>
     </w:lvl>
   </w:abstractNum>
-  <w:abstractNum w:abstractNumId="3" w15:restartNumberingAfterBreak="0">
+  <w:abstractNum w:abstractNumId="4" w15:restartNumberingAfterBreak="0">
     <w:nsid w:val="3BCB1129"/>
     <w:multiLevelType w:val="hybridMultilevel"/>
     <w:tmpl w:val="22600B92"/>
@@ -3235,13 +3376,13 @@
       </w:pPr>
     </w:lvl>
   </w:abstractNum>
-  <w:abstractNum w:abstractNumId="4" w15:restartNumberingAfterBreak="0">
+  <w:abstractNum w:abstractNumId="5" w15:restartNumberingAfterBreak="0">
     <w:nsid w:val="5A9375F2"/>
     <w:multiLevelType w:val="hybridMultilevel"/>
     <w:tmpl w:val="DE24A83E"/>
     <w:numStyleLink w:val="1"/>
   </w:abstractNum>
-  <w:abstractNum w:abstractNumId="5" w15:restartNumberingAfterBreak="0">
+  <w:abstractNum w:abstractNumId="6" w15:restartNumberingAfterBreak="0">
     <w:nsid w:val="73F42ADF"/>
     <w:multiLevelType w:val="hybridMultilevel"/>
     <w:tmpl w:val="DE24A83E"/>
@@ -3562,7 +3703,7 @@
       </w:rPr>
     </w:lvl>
   </w:abstractNum>
-  <w:abstractNum w:abstractNumId="6" w15:restartNumberingAfterBreak="0">
+  <w:abstractNum w:abstractNumId="7" w15:restartNumberingAfterBreak="0">
     <w:nsid w:val="74CE527E"/>
     <w:multiLevelType w:val="hybridMultilevel"/>
     <w:tmpl w:val="714831B4"/>
@@ -3653,15 +3794,15 @@
     </w:lvl>
   </w:abstractNum>
   <w:num w:numId="1" w16cid:durableId="276526753">
+    <w:abstractNumId w:val="6"/>
+  </w:num>
+  <w:num w:numId="2" w16cid:durableId="57677482">
     <w:abstractNumId w:val="5"/>
   </w:num>
-  <w:num w:numId="2" w16cid:durableId="57677482">
-    <w:abstractNumId w:val="4"/>
-  </w:num>
   <w:num w:numId="3" w16cid:durableId="1271889728">
-    <w:abstractNumId w:val="4"/>
+    <w:abstractNumId w:val="5"/>
     <w:lvlOverride w:ilvl="0">
-      <w:lvl w:ilvl="0" w:tplc="F5F07C56">
+      <w:lvl w:ilvl="0" w:tplc="7FC66886">
         <w:start w:val="1"/>
         <w:numFmt w:val="bullet"/>
         <w:lvlText w:val="●"/>
@@ -3692,7 +3833,7 @@
       </w:lvl>
     </w:lvlOverride>
     <w:lvlOverride w:ilvl="1">
-      <w:lvl w:ilvl="1" w:tplc="84A64F80">
+      <w:lvl w:ilvl="1" w:tplc="575828F8">
         <w:start w:val="1"/>
         <w:numFmt w:val="bullet"/>
         <w:lvlText w:val="●"/>
@@ -3723,7 +3864,7 @@
       </w:lvl>
     </w:lvlOverride>
     <w:lvlOverride w:ilvl="2">
-      <w:lvl w:ilvl="2" w:tplc="5C0001BC">
+      <w:lvl w:ilvl="2" w:tplc="35520B4A">
         <w:start w:val="1"/>
         <w:numFmt w:val="bullet"/>
         <w:lvlText w:val="●"/>
@@ -3754,7 +3895,7 @@
       </w:lvl>
     </w:lvlOverride>
     <w:lvlOverride w:ilvl="3">
-      <w:lvl w:ilvl="3" w:tplc="DBF87092">
+      <w:lvl w:ilvl="3" w:tplc="621C4C0C">
         <w:start w:val="1"/>
         <w:numFmt w:val="bullet"/>
         <w:lvlText w:val="●"/>
@@ -3785,7 +3926,7 @@
       </w:lvl>
     </w:lvlOverride>
     <w:lvlOverride w:ilvl="4">
-      <w:lvl w:ilvl="4" w:tplc="EC8A235A">
+      <w:lvl w:ilvl="4" w:tplc="EFBCA574">
         <w:start w:val="1"/>
         <w:numFmt w:val="bullet"/>
         <w:lvlText w:val="●"/>
@@ -3816,7 +3957,7 @@
       </w:lvl>
     </w:lvlOverride>
     <w:lvlOverride w:ilvl="5">
-      <w:lvl w:ilvl="5" w:tplc="95CE8BBC">
+      <w:lvl w:ilvl="5" w:tplc="F78AF9D6">
         <w:start w:val="1"/>
         <w:numFmt w:val="bullet"/>
         <w:lvlText w:val="●"/>
@@ -3847,7 +3988,7 @@
       </w:lvl>
     </w:lvlOverride>
     <w:lvlOverride w:ilvl="6">
-      <w:lvl w:ilvl="6" w:tplc="39B64DA6">
+      <w:lvl w:ilvl="6" w:tplc="2DD493AC">
         <w:start w:val="1"/>
         <w:numFmt w:val="bullet"/>
         <w:lvlText w:val="●"/>
@@ -3878,7 +4019,7 @@
       </w:lvl>
     </w:lvlOverride>
     <w:lvlOverride w:ilvl="7">
-      <w:lvl w:ilvl="7" w:tplc="61A8FF4C">
+      <w:lvl w:ilvl="7" w:tplc="B7223D68">
         <w:start w:val="1"/>
         <w:numFmt w:val="bullet"/>
         <w:lvlText w:val="●"/>
@@ -3909,7 +4050,7 @@
       </w:lvl>
     </w:lvlOverride>
     <w:lvlOverride w:ilvl="8">
-      <w:lvl w:ilvl="8" w:tplc="BE9C0D4C">
+      <w:lvl w:ilvl="8" w:tplc="21CC08B8">
         <w:start w:val="1"/>
         <w:numFmt w:val="bullet"/>
         <w:lvlText w:val="●"/>
@@ -3941,25 +4082,28 @@
     </w:lvlOverride>
   </w:num>
   <w:num w:numId="4" w16cid:durableId="1828007748">
+    <w:abstractNumId w:val="2"/>
+  </w:num>
+  <w:num w:numId="5" w16cid:durableId="1684890942">
+    <w:abstractNumId w:val="4"/>
+  </w:num>
+  <w:num w:numId="6" w16cid:durableId="1121143297">
     <w:abstractNumId w:val="1"/>
   </w:num>
-  <w:num w:numId="5" w16cid:durableId="1684890942">
+  <w:num w:numId="7" w16cid:durableId="2102329599">
+    <w:abstractNumId w:val="7"/>
+  </w:num>
+  <w:num w:numId="8" w16cid:durableId="1782719490">
     <w:abstractNumId w:val="3"/>
   </w:num>
-  <w:num w:numId="6" w16cid:durableId="1121143297">
+  <w:num w:numId="9" w16cid:durableId="1836070321">
     <w:abstractNumId w:val="0"/>
-  </w:num>
-  <w:num w:numId="7" w16cid:durableId="2102329599">
-    <w:abstractNumId w:val="6"/>
-  </w:num>
-  <w:num w:numId="8" w16cid:durableId="1782719490">
-    <w:abstractNumId w:val="2"/>
   </w:num>
 </w:numbering>
 </file>
 
 <file path=word/styles.xml><?xml version="1.0" encoding="utf-8"?>
-<w:styles xmlns:mc="http://schemas.openxmlformats.org/markup-compatibility/2006" xmlns:r="http://schemas.openxmlformats.org/officeDocument/2006/relationships" xmlns:w="http://schemas.openxmlformats.org/wordprocessingml/2006/main" xmlns:w14="http://schemas.microsoft.com/office/word/2010/wordml" xmlns:w15="http://schemas.microsoft.com/office/word/2012/wordml" xmlns:w16cex="http://schemas.microsoft.com/office/word/2018/wordml/cex" xmlns:w16cid="http://schemas.microsoft.com/office/word/2016/wordml/cid" xmlns:w16="http://schemas.microsoft.com/office/word/2018/wordml" xmlns:w16du="http://schemas.microsoft.com/office/word/2023/wordml/word16du" xmlns:w16sdtdh="http://schemas.microsoft.com/office/word/2020/wordml/sdtdatahash" xmlns:w16sdtfl="http://schemas.microsoft.com/office/word/2024/wordml/sdtformatlock" xmlns:w16se="http://schemas.microsoft.com/office/word/2015/wordml/symex" mc:Ignorable="w14 w15 w16se w16cid w16 w16cex w16sdtdh w16sdtfl w16du">
+<w:styles xmlns:mc="http://schemas.openxmlformats.org/markup-compatibility/2006" xmlns:r="http://schemas.openxmlformats.org/officeDocument/2006/relationships" xmlns:w="http://schemas.openxmlformats.org/wordprocessingml/2006/main" xmlns:w14="http://schemas.microsoft.com/office/word/2010/wordml" xmlns:w15="http://schemas.microsoft.com/office/word/2012/wordml" xmlns:w16cex="http://schemas.microsoft.com/office/word/2018/wordml/cex" xmlns:w16cid="http://schemas.microsoft.com/office/word/2016/wordml/cid" xmlns:w16="http://schemas.microsoft.com/office/word/2018/wordml" xmlns:w16sdtdh="http://schemas.microsoft.com/office/word/2020/wordml/sdtdatahash" xmlns:w16sdtfl="http://schemas.microsoft.com/office/word/2024/wordml/sdtformatlock" xmlns:w16se="http://schemas.microsoft.com/office/word/2015/wordml/symex" xmlns:w16du="http://schemas.microsoft.com/office/word/2023/wordml/word16du" mc:Ignorable="w14 w15 w16se w16cid w16 w16cex w16sdtdh w16sdtfl w16du">
   <w:docDefaults>
     <w:rPrDefault>
       <w:rPr>

--- a/resume/Resume for Lin Haitao 2026.docx
+++ b/resume/Resume for Lin Haitao 2026.docx
@@ -1897,7 +1897,35 @@
         <w:rPr>
           <w:rFonts w:cs="Times New Roman"/>
         </w:rPr>
-        <w:t>Key contributor to HY-Image 3.5 Preview, responsible for few-step distillation with joint reinforcement learning fine-tuning.</w:t>
+        <w:t>Making key contribution to</w:t>
+      </w:r>
+      <w:r>
+        <w:rPr>
+          <w:rFonts w:cs="Times New Roman"/>
+        </w:rPr>
+        <w:t xml:space="preserve"> HY-Image 3.5 Preview, responsible for few-step distillation with joint reinforcement learning fine-tuning.</w:t>
+      </w:r>
+    </w:p>
+    <w:p>
+      <w:pPr>
+        <w:pStyle w:val="2"/>
+        <w:numPr>
+          <w:ilvl w:val="0"/>
+          <w:numId w:val="9"/>
+        </w:numPr>
+        <w:tabs>
+          <w:tab w:val="left" w:pos="2100"/>
+        </w:tabs>
+        <w:spacing w:line="260" w:lineRule="atLeast"/>
+        <w:rPr>
+          <w:rFonts w:cs="Times New Roman" w:hint="eastAsia"/>
+        </w:rPr>
+      </w:pPr>
+      <w:r>
+        <w:rPr>
+          <w:rFonts w:cs="Times New Roman"/>
+        </w:rPr>
+        <w:t>Adapting few-step distillation methods for next-version video-audio generation, streaming and steering.</w:t>
       </w:r>
     </w:p>
     <w:p>
@@ -3802,7 +3830,7 @@
   <w:num w:numId="3" w16cid:durableId="1271889728">
     <w:abstractNumId w:val="5"/>
     <w:lvlOverride w:ilvl="0">
-      <w:lvl w:ilvl="0" w:tplc="7FC66886">
+      <w:lvl w:ilvl="0" w:tplc="2EE67A80">
         <w:start w:val="1"/>
         <w:numFmt w:val="bullet"/>
         <w:lvlText w:val="●"/>
@@ -3833,7 +3861,7 @@
       </w:lvl>
     </w:lvlOverride>
     <w:lvlOverride w:ilvl="1">
-      <w:lvl w:ilvl="1" w:tplc="575828F8">
+      <w:lvl w:ilvl="1" w:tplc="F5962F12">
         <w:start w:val="1"/>
         <w:numFmt w:val="bullet"/>
         <w:lvlText w:val="●"/>
@@ -3864,7 +3892,7 @@
       </w:lvl>
     </w:lvlOverride>
     <w:lvlOverride w:ilvl="2">
-      <w:lvl w:ilvl="2" w:tplc="35520B4A">
+      <w:lvl w:ilvl="2" w:tplc="30A69682">
         <w:start w:val="1"/>
         <w:numFmt w:val="bullet"/>
         <w:lvlText w:val="●"/>
@@ -3895,7 +3923,7 @@
       </w:lvl>
     </w:lvlOverride>
     <w:lvlOverride w:ilvl="3">
-      <w:lvl w:ilvl="3" w:tplc="621C4C0C">
+      <w:lvl w:ilvl="3" w:tplc="724080B0">
         <w:start w:val="1"/>
         <w:numFmt w:val="bullet"/>
         <w:lvlText w:val="●"/>
@@ -3926,7 +3954,7 @@
       </w:lvl>
     </w:lvlOverride>
     <w:lvlOverride w:ilvl="4">
-      <w:lvl w:ilvl="4" w:tplc="EFBCA574">
+      <w:lvl w:ilvl="4" w:tplc="7C9E5054">
         <w:start w:val="1"/>
         <w:numFmt w:val="bullet"/>
         <w:lvlText w:val="●"/>
@@ -3957,7 +3985,7 @@
       </w:lvl>
     </w:lvlOverride>
     <w:lvlOverride w:ilvl="5">
-      <w:lvl w:ilvl="5" w:tplc="F78AF9D6">
+      <w:lvl w:ilvl="5" w:tplc="323EC39C">
         <w:start w:val="1"/>
         <w:numFmt w:val="bullet"/>
         <w:lvlText w:val="●"/>
@@ -3988,7 +4016,7 @@
       </w:lvl>
     </w:lvlOverride>
     <w:lvlOverride w:ilvl="6">
-      <w:lvl w:ilvl="6" w:tplc="2DD493AC">
+      <w:lvl w:ilvl="6" w:tplc="B2362E96">
         <w:start w:val="1"/>
         <w:numFmt w:val="bullet"/>
         <w:lvlText w:val="●"/>
@@ -4019,7 +4047,7 @@
       </w:lvl>
     </w:lvlOverride>
     <w:lvlOverride w:ilvl="7">
-      <w:lvl w:ilvl="7" w:tplc="B7223D68">
+      <w:lvl w:ilvl="7" w:tplc="BF8CE62A">
         <w:start w:val="1"/>
         <w:numFmt w:val="bullet"/>
         <w:lvlText w:val="●"/>
@@ -4050,7 +4078,7 @@
       </w:lvl>
     </w:lvlOverride>
     <w:lvlOverride w:ilvl="8">
-      <w:lvl w:ilvl="8" w:tplc="21CC08B8">
+      <w:lvl w:ilvl="8" w:tplc="9BD01C7E">
         <w:start w:val="1"/>
         <w:numFmt w:val="bullet"/>
         <w:lvlText w:val="●"/>
